--- a/input/CI.docx
+++ b/input/CI.docx
@@ -1,10 +1,10 @@
 
 <file path=word/document.xml><?xml version="1.0" encoding="utf-8"?>
-<w:document xmlns:wpc="http://schemas.microsoft.com/office/word/2010/wordprocessingCanvas" xmlns:cx="http://schemas.microsoft.com/office/drawing/2014/chartex" xmlns:cx1="http://schemas.microsoft.com/office/drawing/2015/9/8/chartex" xmlns:cx2="http://schemas.microsoft.com/office/drawing/2015/10/21/chartex" xmlns:cx3="http://schemas.microsoft.com/office/drawing/2016/5/9/chartex" xmlns:cx4="http://schemas.microsoft.com/office/drawing/2016/5/10/chartex" xmlns:cx5="http://schemas.microsoft.com/office/drawing/2016/5/11/chartex" xmlns:cx6="http://schemas.microsoft.com/office/drawing/2016/5/12/chartex" xmlns:cx7="http://schemas.microsoft.com/office/drawing/2016/5/13/chartex" xmlns:cx8="http://schemas.microsoft.com/office/drawing/2016/5/14/chartex" xmlns:mc="http://schemas.openxmlformats.org/markup-compatibility/2006" xmlns:aink="http://schemas.microsoft.com/office/drawing/2016/ink" xmlns:am3d="http://schemas.microsoft.com/office/drawing/2017/model3d" xmlns:o="urn:schemas-microsoft-com:office:office" xmlns:oel="http://schemas.microsoft.com/office/2019/extlst" xmlns:r="http://schemas.openxmlformats.org/officeDocument/2006/relationships" xmlns:m="http://schemas.openxmlformats.org/officeDocument/2006/math" xmlns:v="urn:schemas-microsoft-com:vml" xmlns:wp14="http://schemas.microsoft.com/office/word/2010/wordprocessingDrawing" xmlns:wp="http://schemas.openxmlformats.org/drawingml/2006/wordprocessingDrawing" xmlns:w10="urn:schemas-microsoft-com:office:word" xmlns:w="http://schemas.openxmlformats.org/wordprocessingml/2006/main" xmlns:w14="http://schemas.microsoft.com/office/word/2010/wordml" xmlns:w15="http://schemas.microsoft.com/office/word/2012/wordml" xmlns:w16cex="http://schemas.microsoft.com/office/word/2018/wordml/cex" xmlns:w16cid="http://schemas.microsoft.com/office/word/2016/wordml/cid" xmlns:w16="http://schemas.microsoft.com/office/word/2018/wordml" xmlns:w16sdtdh="http://schemas.microsoft.com/office/word/2020/wordml/sdtdatahash" xmlns:w16se="http://schemas.microsoft.com/office/word/2015/wordml/symex" xmlns:wpg="http://schemas.microsoft.com/office/word/2010/wordprocessingGroup" xmlns:wpi="http://schemas.microsoft.com/office/word/2010/wordprocessingInk" xmlns:wne="http://schemas.microsoft.com/office/word/2006/wordml" xmlns:wps="http://schemas.microsoft.com/office/word/2010/wordprocessingShape" mc:Ignorable="w14 w15 w16se w16cid w16 w16cex w16sdtdh wp14">
+<w:document xmlns:wpc="http://schemas.microsoft.com/office/word/2010/wordprocessingCanvas" xmlns:cx="http://schemas.microsoft.com/office/drawing/2014/chartex" xmlns:cx1="http://schemas.microsoft.com/office/drawing/2015/9/8/chartex" xmlns:cx2="http://schemas.microsoft.com/office/drawing/2015/10/21/chartex" xmlns:cx3="http://schemas.microsoft.com/office/drawing/2016/5/9/chartex" xmlns:cx4="http://schemas.microsoft.com/office/drawing/2016/5/10/chartex" xmlns:cx5="http://schemas.microsoft.com/office/drawing/2016/5/11/chartex" xmlns:cx6="http://schemas.microsoft.com/office/drawing/2016/5/12/chartex" xmlns:cx7="http://schemas.microsoft.com/office/drawing/2016/5/13/chartex" xmlns:cx8="http://schemas.microsoft.com/office/drawing/2016/5/14/chartex" xmlns:mc="http://schemas.openxmlformats.org/markup-compatibility/2006" xmlns:aink="http://schemas.microsoft.com/office/drawing/2016/ink" xmlns:am3d="http://schemas.microsoft.com/office/drawing/2017/model3d" xmlns:o="urn:schemas-microsoft-com:office:office" xmlns:oel="http://schemas.microsoft.com/office/2019/extlst" xmlns:r="http://schemas.openxmlformats.org/officeDocument/2006/relationships" xmlns:m="http://schemas.openxmlformats.org/officeDocument/2006/math" xmlns:v="urn:schemas-microsoft-com:vml" xmlns:wp14="http://schemas.microsoft.com/office/word/2010/wordprocessingDrawing" xmlns:wp="http://schemas.openxmlformats.org/drawingml/2006/wordprocessingDrawing" xmlns:w10="urn:schemas-microsoft-com:office:word" xmlns:w="http://schemas.openxmlformats.org/wordprocessingml/2006/main" xmlns:w14="http://schemas.microsoft.com/office/word/2010/wordml" xmlns:w15="http://schemas.microsoft.com/office/word/2012/wordml" xmlns:w16cex="http://schemas.microsoft.com/office/word/2018/wordml/cex" xmlns:w16cid="http://schemas.microsoft.com/office/word/2016/wordml/cid" xmlns:w16="http://schemas.microsoft.com/office/word/2018/wordml" xmlns:w16du="http://schemas.microsoft.com/office/word/2023/wordml/word16du" xmlns:w16sdtdh="http://schemas.microsoft.com/office/word/2020/wordml/sdtdatahash" xmlns:w16se="http://schemas.microsoft.com/office/word/2015/wordml/symex" xmlns:wpg="http://schemas.microsoft.com/office/word/2010/wordprocessingGroup" xmlns:wpi="http://schemas.microsoft.com/office/word/2010/wordprocessingInk" xmlns:wne="http://schemas.microsoft.com/office/word/2006/wordml" xmlns:wps="http://schemas.microsoft.com/office/word/2010/wordprocessingShape" mc:Ignorable="w14 w15 w16se w16cid w16 w16cex w16sdtdh wp14">
   <w:body>
     <w:p>
       <w:pPr>
-        <w:pStyle w:val="Ttulo"/>
+        <w:pStyle w:val="Title"/>
         <w:spacing w:line="360" w:lineRule="auto"/>
         <w:jc w:val="both"/>
         <w:rPr>
@@ -54,7 +54,24 @@
           <w:sz w:val="22"/>
           <w:szCs w:val="22"/>
         </w:rPr>
-        <w:t xml:space="preserve">-SEAMA </w:t>
+        <w:t>-SEAMA</w:t>
+      </w:r>
+      <w:r>
+        <w:rPr>
+          <w:rFonts w:ascii="Century Gothic" w:hAnsi="Century Gothic" w:cs="Tahoma"/>
+          <w:sz w:val="22"/>
+          <w:szCs w:val="22"/>
+          <w:lang w:val="pt-BR"/>
+        </w:rPr>
+        <w:t>TUR</w:t>
+      </w:r>
+      <w:r>
+        <w:rPr>
+          <w:rFonts w:ascii="Century Gothic" w:hAnsi="Century Gothic" w:cs="Tahoma"/>
+          <w:sz w:val="22"/>
+          <w:szCs w:val="22"/>
+        </w:rPr>
+        <w:t xml:space="preserve"> </w:t>
       </w:r>
       <w:r>
         <w:rPr>
@@ -101,13 +118,14 @@
     </w:p>
     <w:p>
       <w:pPr>
-        <w:pStyle w:val="Ttulo"/>
+        <w:pStyle w:val="Title"/>
         <w:spacing w:line="360" w:lineRule="auto"/>
         <w:jc w:val="both"/>
         <w:rPr>
           <w:rFonts w:ascii="Century Gothic" w:hAnsi="Century Gothic" w:cs="Tahoma"/>
           <w:sz w:val="22"/>
           <w:szCs w:val="22"/>
+          <w:lang w:val="pt-BR"/>
         </w:rPr>
       </w:pPr>
       <w:r>
@@ -127,10 +145,19 @@
         </w:rPr>
         <w:t xml:space="preserve"> SEAMA</w:t>
       </w:r>
+      <w:r>
+        <w:rPr>
+          <w:rFonts w:ascii="Century Gothic" w:hAnsi="Century Gothic" w:cs="Tahoma"/>
+          <w:sz w:val="22"/>
+          <w:szCs w:val="22"/>
+          <w:lang w:val="pt-BR"/>
+        </w:rPr>
+        <w:t>TUR</w:t>
+      </w:r>
     </w:p>
     <w:p>
       <w:pPr>
-        <w:pStyle w:val="Ttulo"/>
+        <w:pStyle w:val="Title"/>
         <w:spacing w:line="360" w:lineRule="auto"/>
         <w:jc w:val="both"/>
         <w:rPr>
@@ -169,7 +196,7 @@
     </w:p>
     <w:p>
       <w:pPr>
-        <w:pStyle w:val="Ttulo"/>
+        <w:pStyle w:val="Title"/>
         <w:spacing w:line="360" w:lineRule="auto"/>
         <w:jc w:val="both"/>
         <w:rPr>
@@ -279,7 +306,7 @@
     </w:p>
     <w:p>
       <w:pPr>
-        <w:pStyle w:val="Ttulo"/>
+        <w:pStyle w:val="Title"/>
         <w:spacing w:line="360" w:lineRule="auto"/>
         <w:ind w:firstLine="1134"/>
         <w:jc w:val="both"/>
@@ -294,7 +321,7 @@
     </w:p>
     <w:p>
       <w:pPr>
-        <w:pStyle w:val="Corpodetexto3"/>
+        <w:pStyle w:val="BodyText3"/>
         <w:spacing w:after="0" w:line="360" w:lineRule="auto"/>
         <w:ind w:firstLine="1134"/>
         <w:jc w:val="both"/>
@@ -508,7 +535,7 @@
     </w:p>
     <w:p>
       <w:pPr>
-        <w:pStyle w:val="Corpodetexto3"/>
+        <w:pStyle w:val="BodyText3"/>
         <w:spacing w:after="0" w:line="360" w:lineRule="auto"/>
         <w:ind w:firstLine="1134"/>
         <w:jc w:val="both"/>
@@ -531,7 +558,7 @@
     </w:p>
     <w:p>
       <w:pPr>
-        <w:pStyle w:val="Corpodetexto3"/>
+        <w:pStyle w:val="BodyText3"/>
         <w:spacing w:after="0" w:line="360" w:lineRule="auto"/>
         <w:ind w:firstLine="1134"/>
         <w:jc w:val="both"/>
@@ -545,7 +572,7 @@
     </w:p>
     <w:p>
       <w:pPr>
-        <w:pStyle w:val="Corpodetexto3"/>
+        <w:pStyle w:val="BodyText3"/>
         <w:spacing w:after="0" w:line="360" w:lineRule="auto"/>
         <w:ind w:firstLine="1134"/>
         <w:jc w:val="both"/>
@@ -583,7 +610,7 @@
       </w:r>
       <w:r>
         <w:rPr>
-          <w:rStyle w:val="nfase"/>
+          <w:rStyle w:val="Emphasis"/>
           <w:rFonts w:ascii="Century Gothic" w:hAnsi="Century Gothic" w:cs="Tahoma"/>
           <w:b/>
           <w:bCs/>
@@ -622,7 +649,7 @@
     </w:p>
     <w:p>
       <w:pPr>
-        <w:pStyle w:val="Corpodetexto3"/>
+        <w:pStyle w:val="BodyText3"/>
         <w:spacing w:after="0" w:line="360" w:lineRule="auto"/>
         <w:ind w:firstLine="1134"/>
         <w:jc w:val="both"/>
@@ -636,7 +663,7 @@
     </w:p>
     <w:p>
       <w:pPr>
-        <w:pStyle w:val="Corpodetexto3"/>
+        <w:pStyle w:val="BodyText3"/>
         <w:spacing w:after="0" w:line="360" w:lineRule="auto"/>
         <w:ind w:firstLine="1134"/>
         <w:jc w:val="both"/>
@@ -787,7 +814,7 @@
           <w:sz w:val="22"/>
           <w:szCs w:val="22"/>
         </w:rPr>
-        <w:t>ADELMO GONÇALVES BARBOSA</w:t>
+        <w:t>DANIEL ALVES DE OLIVEIRA</w:t>
       </w:r>
     </w:p>
     <w:p>
@@ -827,6 +854,17 @@
         </w:rPr>
         <w:t>Meio Ambiente</w:t>
       </w:r>
+    </w:p>
+    <w:p>
+      <w:pPr>
+        <w:jc w:val="center"/>
+        <w:rPr>
+          <w:rFonts w:ascii="Century Gothic" w:hAnsi="Century Gothic" w:cs="Tahoma"/>
+          <w:iCs/>
+          <w:sz w:val="22"/>
+          <w:szCs w:val="22"/>
+        </w:rPr>
+      </w:pPr>
       <w:r>
         <w:rPr>
           <w:rFonts w:ascii="Century Gothic" w:hAnsi="Century Gothic" w:cs="Tahoma"/>
@@ -834,7 +872,7 @@
           <w:sz w:val="22"/>
           <w:szCs w:val="22"/>
         </w:rPr>
-        <w:t xml:space="preserve"> e Turismo</w:t>
+        <w:t>e Turismo</w:t>
       </w:r>
     </w:p>
     <w:p>
@@ -908,7 +946,7 @@
 </file>
 
 <file path=word/endnotes.xml><?xml version="1.0" encoding="utf-8"?>
-<w:endnotes xmlns:wpc="http://schemas.microsoft.com/office/word/2010/wordprocessingCanvas" xmlns:cx="http://schemas.microsoft.com/office/drawing/2014/chartex" xmlns:cx1="http://schemas.microsoft.com/office/drawing/2015/9/8/chartex" xmlns:cx2="http://schemas.microsoft.com/office/drawing/2015/10/21/chartex" xmlns:cx3="http://schemas.microsoft.com/office/drawing/2016/5/9/chartex" xmlns:cx4="http://schemas.microsoft.com/office/drawing/2016/5/10/chartex" xmlns:cx5="http://schemas.microsoft.com/office/drawing/2016/5/11/chartex" xmlns:cx6="http://schemas.microsoft.com/office/drawing/2016/5/12/chartex" xmlns:cx7="http://schemas.microsoft.com/office/drawing/2016/5/13/chartex" xmlns:cx8="http://schemas.microsoft.com/office/drawing/2016/5/14/chartex" xmlns:mc="http://schemas.openxmlformats.org/markup-compatibility/2006" xmlns:aink="http://schemas.microsoft.com/office/drawing/2016/ink" xmlns:am3d="http://schemas.microsoft.com/office/drawing/2017/model3d" xmlns:o="urn:schemas-microsoft-com:office:office" xmlns:oel="http://schemas.microsoft.com/office/2019/extlst" xmlns:r="http://schemas.openxmlformats.org/officeDocument/2006/relationships" xmlns:m="http://schemas.openxmlformats.org/officeDocument/2006/math" xmlns:v="urn:schemas-microsoft-com:vml" xmlns:wp14="http://schemas.microsoft.com/office/word/2010/wordprocessingDrawing" xmlns:wp="http://schemas.openxmlformats.org/drawingml/2006/wordprocessingDrawing" xmlns:w10="urn:schemas-microsoft-com:office:word" xmlns:w="http://schemas.openxmlformats.org/wordprocessingml/2006/main" xmlns:w14="http://schemas.microsoft.com/office/word/2010/wordml" xmlns:w15="http://schemas.microsoft.com/office/word/2012/wordml" xmlns:w16cex="http://schemas.microsoft.com/office/word/2018/wordml/cex" xmlns:w16cid="http://schemas.microsoft.com/office/word/2016/wordml/cid" xmlns:w16="http://schemas.microsoft.com/office/word/2018/wordml" xmlns:w16sdtdh="http://schemas.microsoft.com/office/word/2020/wordml/sdtdatahash" xmlns:w16se="http://schemas.microsoft.com/office/word/2015/wordml/symex" xmlns:wpg="http://schemas.microsoft.com/office/word/2010/wordprocessingGroup" xmlns:wpi="http://schemas.microsoft.com/office/word/2010/wordprocessingInk" xmlns:wne="http://schemas.microsoft.com/office/word/2006/wordml" xmlns:wps="http://schemas.microsoft.com/office/word/2010/wordprocessingShape" mc:Ignorable="w14 w15 w16se w16cid w16 w16cex w16sdtdh wp14">
+<w:endnotes xmlns:wpc="http://schemas.microsoft.com/office/word/2010/wordprocessingCanvas" xmlns:cx="http://schemas.microsoft.com/office/drawing/2014/chartex" xmlns:cx1="http://schemas.microsoft.com/office/drawing/2015/9/8/chartex" xmlns:cx2="http://schemas.microsoft.com/office/drawing/2015/10/21/chartex" xmlns:cx3="http://schemas.microsoft.com/office/drawing/2016/5/9/chartex" xmlns:cx4="http://schemas.microsoft.com/office/drawing/2016/5/10/chartex" xmlns:cx5="http://schemas.microsoft.com/office/drawing/2016/5/11/chartex" xmlns:cx6="http://schemas.microsoft.com/office/drawing/2016/5/12/chartex" xmlns:cx7="http://schemas.microsoft.com/office/drawing/2016/5/13/chartex" xmlns:cx8="http://schemas.microsoft.com/office/drawing/2016/5/14/chartex" xmlns:mc="http://schemas.openxmlformats.org/markup-compatibility/2006" xmlns:aink="http://schemas.microsoft.com/office/drawing/2016/ink" xmlns:am3d="http://schemas.microsoft.com/office/drawing/2017/model3d" xmlns:o="urn:schemas-microsoft-com:office:office" xmlns:oel="http://schemas.microsoft.com/office/2019/extlst" xmlns:r="http://schemas.openxmlformats.org/officeDocument/2006/relationships" xmlns:m="http://schemas.openxmlformats.org/officeDocument/2006/math" xmlns:v="urn:schemas-microsoft-com:vml" xmlns:wp14="http://schemas.microsoft.com/office/word/2010/wordprocessingDrawing" xmlns:wp="http://schemas.openxmlformats.org/drawingml/2006/wordprocessingDrawing" xmlns:w10="urn:schemas-microsoft-com:office:word" xmlns:w="http://schemas.openxmlformats.org/wordprocessingml/2006/main" xmlns:w14="http://schemas.microsoft.com/office/word/2010/wordml" xmlns:w15="http://schemas.microsoft.com/office/word/2012/wordml" xmlns:w16cex="http://schemas.microsoft.com/office/word/2018/wordml/cex" xmlns:w16cid="http://schemas.microsoft.com/office/word/2016/wordml/cid" xmlns:w16="http://schemas.microsoft.com/office/word/2018/wordml" xmlns:w16du="http://schemas.microsoft.com/office/word/2023/wordml/word16du" xmlns:w16sdtdh="http://schemas.microsoft.com/office/word/2020/wordml/sdtdatahash" xmlns:w16se="http://schemas.microsoft.com/office/word/2015/wordml/symex" xmlns:wpg="http://schemas.microsoft.com/office/word/2010/wordprocessingGroup" xmlns:wpi="http://schemas.microsoft.com/office/word/2010/wordprocessingInk" xmlns:wne="http://schemas.microsoft.com/office/word/2006/wordml" xmlns:wps="http://schemas.microsoft.com/office/word/2010/wordprocessingShape" mc:Ignorable="w14 w15 w16se w16cid w16 w16cex w16sdtdh wp14">
   <w:endnote w:type="separator" w:id="-1">
     <w:p>
       <w:r>
@@ -927,37 +965,37 @@
 </file>
 
 <file path=word/footer1.xml><?xml version="1.0" encoding="utf-8"?>
-<w:ftr xmlns:wpc="http://schemas.microsoft.com/office/word/2010/wordprocessingCanvas" xmlns:cx="http://schemas.microsoft.com/office/drawing/2014/chartex" xmlns:cx1="http://schemas.microsoft.com/office/drawing/2015/9/8/chartex" xmlns:cx2="http://schemas.microsoft.com/office/drawing/2015/10/21/chartex" xmlns:cx3="http://schemas.microsoft.com/office/drawing/2016/5/9/chartex" xmlns:cx4="http://schemas.microsoft.com/office/drawing/2016/5/10/chartex" xmlns:cx5="http://schemas.microsoft.com/office/drawing/2016/5/11/chartex" xmlns:cx6="http://schemas.microsoft.com/office/drawing/2016/5/12/chartex" xmlns:cx7="http://schemas.microsoft.com/office/drawing/2016/5/13/chartex" xmlns:cx8="http://schemas.microsoft.com/office/drawing/2016/5/14/chartex" xmlns:mc="http://schemas.openxmlformats.org/markup-compatibility/2006" xmlns:aink="http://schemas.microsoft.com/office/drawing/2016/ink" xmlns:am3d="http://schemas.microsoft.com/office/drawing/2017/model3d" xmlns:o="urn:schemas-microsoft-com:office:office" xmlns:oel="http://schemas.microsoft.com/office/2019/extlst" xmlns:r="http://schemas.openxmlformats.org/officeDocument/2006/relationships" xmlns:m="http://schemas.openxmlformats.org/officeDocument/2006/math" xmlns:v="urn:schemas-microsoft-com:vml" xmlns:wp14="http://schemas.microsoft.com/office/word/2010/wordprocessingDrawing" xmlns:wp="http://schemas.openxmlformats.org/drawingml/2006/wordprocessingDrawing" xmlns:w10="urn:schemas-microsoft-com:office:word" xmlns:w="http://schemas.openxmlformats.org/wordprocessingml/2006/main" xmlns:w14="http://schemas.microsoft.com/office/word/2010/wordml" xmlns:w15="http://schemas.microsoft.com/office/word/2012/wordml" xmlns:w16cex="http://schemas.microsoft.com/office/word/2018/wordml/cex" xmlns:w16cid="http://schemas.microsoft.com/office/word/2016/wordml/cid" xmlns:w16="http://schemas.microsoft.com/office/word/2018/wordml" xmlns:w16sdtdh="http://schemas.microsoft.com/office/word/2020/wordml/sdtdatahash" xmlns:w16se="http://schemas.microsoft.com/office/word/2015/wordml/symex" xmlns:wpg="http://schemas.microsoft.com/office/word/2010/wordprocessingGroup" xmlns:wpi="http://schemas.microsoft.com/office/word/2010/wordprocessingInk" xmlns:wne="http://schemas.microsoft.com/office/word/2006/wordml" xmlns:wps="http://schemas.microsoft.com/office/word/2010/wordprocessingShape" mc:Ignorable="w14 w15 w16se w16cid w16 w16cex w16sdtdh wp14">
+<w:ftr xmlns:wpc="http://schemas.microsoft.com/office/word/2010/wordprocessingCanvas" xmlns:cx="http://schemas.microsoft.com/office/drawing/2014/chartex" xmlns:cx1="http://schemas.microsoft.com/office/drawing/2015/9/8/chartex" xmlns:cx2="http://schemas.microsoft.com/office/drawing/2015/10/21/chartex" xmlns:cx3="http://schemas.microsoft.com/office/drawing/2016/5/9/chartex" xmlns:cx4="http://schemas.microsoft.com/office/drawing/2016/5/10/chartex" xmlns:cx5="http://schemas.microsoft.com/office/drawing/2016/5/11/chartex" xmlns:cx6="http://schemas.microsoft.com/office/drawing/2016/5/12/chartex" xmlns:cx7="http://schemas.microsoft.com/office/drawing/2016/5/13/chartex" xmlns:cx8="http://schemas.microsoft.com/office/drawing/2016/5/14/chartex" xmlns:mc="http://schemas.openxmlformats.org/markup-compatibility/2006" xmlns:aink="http://schemas.microsoft.com/office/drawing/2016/ink" xmlns:am3d="http://schemas.microsoft.com/office/drawing/2017/model3d" xmlns:o="urn:schemas-microsoft-com:office:office" xmlns:oel="http://schemas.microsoft.com/office/2019/extlst" xmlns:r="http://schemas.openxmlformats.org/officeDocument/2006/relationships" xmlns:m="http://schemas.openxmlformats.org/officeDocument/2006/math" xmlns:v="urn:schemas-microsoft-com:vml" xmlns:wp14="http://schemas.microsoft.com/office/word/2010/wordprocessingDrawing" xmlns:wp="http://schemas.openxmlformats.org/drawingml/2006/wordprocessingDrawing" xmlns:w10="urn:schemas-microsoft-com:office:word" xmlns:w="http://schemas.openxmlformats.org/wordprocessingml/2006/main" xmlns:w14="http://schemas.microsoft.com/office/word/2010/wordml" xmlns:w15="http://schemas.microsoft.com/office/word/2012/wordml" xmlns:w16cex="http://schemas.microsoft.com/office/word/2018/wordml/cex" xmlns:w16cid="http://schemas.microsoft.com/office/word/2016/wordml/cid" xmlns:w16="http://schemas.microsoft.com/office/word/2018/wordml" xmlns:w16du="http://schemas.microsoft.com/office/word/2023/wordml/word16du" xmlns:w16sdtdh="http://schemas.microsoft.com/office/word/2020/wordml/sdtdatahash" xmlns:w16se="http://schemas.microsoft.com/office/word/2015/wordml/symex" xmlns:wpg="http://schemas.microsoft.com/office/word/2010/wordprocessingGroup" xmlns:wpi="http://schemas.microsoft.com/office/word/2010/wordprocessingInk" xmlns:wne="http://schemas.microsoft.com/office/word/2006/wordml" xmlns:wps="http://schemas.microsoft.com/office/word/2010/wordprocessingShape" mc:Ignorable="w14 w15 w16se w16cid w16 w16cex w16sdtdh wp14">
   <w:p>
     <w:pPr>
-      <w:pStyle w:val="Rodap"/>
+      <w:pStyle w:val="Footer"/>
       <w:framePr w:wrap="around" w:vAnchor="text" w:hAnchor="margin" w:xAlign="center" w:y="1"/>
       <w:rPr>
-        <w:rStyle w:val="Nmerodepgina"/>
+        <w:rStyle w:val="PageNumber"/>
       </w:rPr>
     </w:pPr>
     <w:r>
       <w:rPr>
-        <w:rStyle w:val="Nmerodepgina"/>
+        <w:rStyle w:val="PageNumber"/>
       </w:rPr>
       <w:fldChar w:fldCharType="begin"/>
     </w:r>
     <w:r>
       <w:rPr>
-        <w:rStyle w:val="Nmerodepgina"/>
+        <w:rStyle w:val="PageNumber"/>
       </w:rPr>
       <w:instrText xml:space="preserve">PAGE  </w:instrText>
     </w:r>
     <w:r>
       <w:rPr>
-        <w:rStyle w:val="Nmerodepgina"/>
+        <w:rStyle w:val="PageNumber"/>
       </w:rPr>
       <w:fldChar w:fldCharType="end"/>
     </w:r>
   </w:p>
   <w:p>
     <w:pPr>
-      <w:pStyle w:val="Rodap"/>
+      <w:pStyle w:val="Footer"/>
       <w:ind w:right="360"/>
     </w:pPr>
   </w:p>
@@ -965,10 +1003,10 @@
 </file>
 
 <file path=word/footer2.xml><?xml version="1.0" encoding="utf-8"?>
-<w:ftr xmlns:wpc="http://schemas.microsoft.com/office/word/2010/wordprocessingCanvas" xmlns:cx="http://schemas.microsoft.com/office/drawing/2014/chartex" xmlns:cx1="http://schemas.microsoft.com/office/drawing/2015/9/8/chartex" xmlns:cx2="http://schemas.microsoft.com/office/drawing/2015/10/21/chartex" xmlns:cx3="http://schemas.microsoft.com/office/drawing/2016/5/9/chartex" xmlns:cx4="http://schemas.microsoft.com/office/drawing/2016/5/10/chartex" xmlns:cx5="http://schemas.microsoft.com/office/drawing/2016/5/11/chartex" xmlns:cx6="http://schemas.microsoft.com/office/drawing/2016/5/12/chartex" xmlns:cx7="http://schemas.microsoft.com/office/drawing/2016/5/13/chartex" xmlns:cx8="http://schemas.microsoft.com/office/drawing/2016/5/14/chartex" xmlns:mc="http://schemas.openxmlformats.org/markup-compatibility/2006" xmlns:aink="http://schemas.microsoft.com/office/drawing/2016/ink" xmlns:am3d="http://schemas.microsoft.com/office/drawing/2017/model3d" xmlns:o="urn:schemas-microsoft-com:office:office" xmlns:oel="http://schemas.microsoft.com/office/2019/extlst" xmlns:r="http://schemas.openxmlformats.org/officeDocument/2006/relationships" xmlns:m="http://schemas.openxmlformats.org/officeDocument/2006/math" xmlns:v="urn:schemas-microsoft-com:vml" xmlns:wp14="http://schemas.microsoft.com/office/word/2010/wordprocessingDrawing" xmlns:wp="http://schemas.openxmlformats.org/drawingml/2006/wordprocessingDrawing" xmlns:w10="urn:schemas-microsoft-com:office:word" xmlns:w="http://schemas.openxmlformats.org/wordprocessingml/2006/main" xmlns:w14="http://schemas.microsoft.com/office/word/2010/wordml" xmlns:w15="http://schemas.microsoft.com/office/word/2012/wordml" xmlns:w16cex="http://schemas.microsoft.com/office/word/2018/wordml/cex" xmlns:w16cid="http://schemas.microsoft.com/office/word/2016/wordml/cid" xmlns:w16="http://schemas.microsoft.com/office/word/2018/wordml" xmlns:w16sdtdh="http://schemas.microsoft.com/office/word/2020/wordml/sdtdatahash" xmlns:w16se="http://schemas.microsoft.com/office/word/2015/wordml/symex" xmlns:wpg="http://schemas.microsoft.com/office/word/2010/wordprocessingGroup" xmlns:wpi="http://schemas.microsoft.com/office/word/2010/wordprocessingInk" xmlns:wne="http://schemas.microsoft.com/office/word/2006/wordml" xmlns:wps="http://schemas.microsoft.com/office/word/2010/wordprocessingShape" mc:Ignorable="w14 w15 w16se w16cid w16 w16cex w16sdtdh wp14">
+<w:ftr xmlns:wpc="http://schemas.microsoft.com/office/word/2010/wordprocessingCanvas" xmlns:cx="http://schemas.microsoft.com/office/drawing/2014/chartex" xmlns:cx1="http://schemas.microsoft.com/office/drawing/2015/9/8/chartex" xmlns:cx2="http://schemas.microsoft.com/office/drawing/2015/10/21/chartex" xmlns:cx3="http://schemas.microsoft.com/office/drawing/2016/5/9/chartex" xmlns:cx4="http://schemas.microsoft.com/office/drawing/2016/5/10/chartex" xmlns:cx5="http://schemas.microsoft.com/office/drawing/2016/5/11/chartex" xmlns:cx6="http://schemas.microsoft.com/office/drawing/2016/5/12/chartex" xmlns:cx7="http://schemas.microsoft.com/office/drawing/2016/5/13/chartex" xmlns:cx8="http://schemas.microsoft.com/office/drawing/2016/5/14/chartex" xmlns:mc="http://schemas.openxmlformats.org/markup-compatibility/2006" xmlns:aink="http://schemas.microsoft.com/office/drawing/2016/ink" xmlns:am3d="http://schemas.microsoft.com/office/drawing/2017/model3d" xmlns:o="urn:schemas-microsoft-com:office:office" xmlns:oel="http://schemas.microsoft.com/office/2019/extlst" xmlns:r="http://schemas.openxmlformats.org/officeDocument/2006/relationships" xmlns:m="http://schemas.openxmlformats.org/officeDocument/2006/math" xmlns:v="urn:schemas-microsoft-com:vml" xmlns:wp14="http://schemas.microsoft.com/office/word/2010/wordprocessingDrawing" xmlns:wp="http://schemas.openxmlformats.org/drawingml/2006/wordprocessingDrawing" xmlns:w10="urn:schemas-microsoft-com:office:word" xmlns:w="http://schemas.openxmlformats.org/wordprocessingml/2006/main" xmlns:w14="http://schemas.microsoft.com/office/word/2010/wordml" xmlns:w15="http://schemas.microsoft.com/office/word/2012/wordml" xmlns:w16cex="http://schemas.microsoft.com/office/word/2018/wordml/cex" xmlns:w16cid="http://schemas.microsoft.com/office/word/2016/wordml/cid" xmlns:w16="http://schemas.microsoft.com/office/word/2018/wordml" xmlns:w16du="http://schemas.microsoft.com/office/word/2023/wordml/word16du" xmlns:w16sdtdh="http://schemas.microsoft.com/office/word/2020/wordml/sdtdatahash" xmlns:w16se="http://schemas.microsoft.com/office/word/2015/wordml/symex" xmlns:wpg="http://schemas.microsoft.com/office/word/2010/wordprocessingGroup" xmlns:wpi="http://schemas.microsoft.com/office/word/2010/wordprocessingInk" xmlns:wne="http://schemas.microsoft.com/office/word/2006/wordml" xmlns:wps="http://schemas.microsoft.com/office/word/2010/wordprocessingShape" mc:Ignorable="w14 w15 w16se w16cid w16 w16cex w16sdtdh wp14">
   <w:p>
     <w:pPr>
-      <w:pStyle w:val="Rodap"/>
+      <w:pStyle w:val="Footer"/>
       <w:ind w:left="-567" w:right="-285"/>
       <w:jc w:val="center"/>
       <w:rPr>
@@ -986,7 +1024,7 @@
   </w:p>
   <w:p>
     <w:pPr>
-      <w:pStyle w:val="Rodap"/>
+      <w:pStyle w:val="Footer"/>
       <w:tabs>
         <w:tab w:val="center" w:pos="-540"/>
         <w:tab w:val="right" w:pos="9720"/>
@@ -1085,7 +1123,7 @@
   </w:p>
   <w:p>
     <w:pPr>
-      <w:pStyle w:val="Rodap"/>
+      <w:pStyle w:val="Footer"/>
       <w:tabs>
         <w:tab w:val="right" w:pos="10800"/>
       </w:tabs>
@@ -1215,7 +1253,7 @@
   </w:p>
   <w:p>
     <w:pPr>
-      <w:pStyle w:val="Rodap"/>
+      <w:pStyle w:val="Footer"/>
       <w:rPr>
         <w:sz w:val="18"/>
         <w:szCs w:val="18"/>
@@ -1224,14 +1262,14 @@
   </w:p>
   <w:p>
     <w:pPr>
-      <w:pStyle w:val="Rodap"/>
+      <w:pStyle w:val="Footer"/>
     </w:pPr>
   </w:p>
 </w:ftr>
 </file>
 
 <file path=word/footnotes.xml><?xml version="1.0" encoding="utf-8"?>
-<w:footnotes xmlns:wpc="http://schemas.microsoft.com/office/word/2010/wordprocessingCanvas" xmlns:cx="http://schemas.microsoft.com/office/drawing/2014/chartex" xmlns:cx1="http://schemas.microsoft.com/office/drawing/2015/9/8/chartex" xmlns:cx2="http://schemas.microsoft.com/office/drawing/2015/10/21/chartex" xmlns:cx3="http://schemas.microsoft.com/office/drawing/2016/5/9/chartex" xmlns:cx4="http://schemas.microsoft.com/office/drawing/2016/5/10/chartex" xmlns:cx5="http://schemas.microsoft.com/office/drawing/2016/5/11/chartex" xmlns:cx6="http://schemas.microsoft.com/office/drawing/2016/5/12/chartex" xmlns:cx7="http://schemas.microsoft.com/office/drawing/2016/5/13/chartex" xmlns:cx8="http://schemas.microsoft.com/office/drawing/2016/5/14/chartex" xmlns:mc="http://schemas.openxmlformats.org/markup-compatibility/2006" xmlns:aink="http://schemas.microsoft.com/office/drawing/2016/ink" xmlns:am3d="http://schemas.microsoft.com/office/drawing/2017/model3d" xmlns:o="urn:schemas-microsoft-com:office:office" xmlns:oel="http://schemas.microsoft.com/office/2019/extlst" xmlns:r="http://schemas.openxmlformats.org/officeDocument/2006/relationships" xmlns:m="http://schemas.openxmlformats.org/officeDocument/2006/math" xmlns:v="urn:schemas-microsoft-com:vml" xmlns:wp14="http://schemas.microsoft.com/office/word/2010/wordprocessingDrawing" xmlns:wp="http://schemas.openxmlformats.org/drawingml/2006/wordprocessingDrawing" xmlns:w10="urn:schemas-microsoft-com:office:word" xmlns:w="http://schemas.openxmlformats.org/wordprocessingml/2006/main" xmlns:w14="http://schemas.microsoft.com/office/word/2010/wordml" xmlns:w15="http://schemas.microsoft.com/office/word/2012/wordml" xmlns:w16cex="http://schemas.microsoft.com/office/word/2018/wordml/cex" xmlns:w16cid="http://schemas.microsoft.com/office/word/2016/wordml/cid" xmlns:w16="http://schemas.microsoft.com/office/word/2018/wordml" xmlns:w16sdtdh="http://schemas.microsoft.com/office/word/2020/wordml/sdtdatahash" xmlns:w16se="http://schemas.microsoft.com/office/word/2015/wordml/symex" xmlns:wpg="http://schemas.microsoft.com/office/word/2010/wordprocessingGroup" xmlns:wpi="http://schemas.microsoft.com/office/word/2010/wordprocessingInk" xmlns:wne="http://schemas.microsoft.com/office/word/2006/wordml" xmlns:wps="http://schemas.microsoft.com/office/word/2010/wordprocessingShape" mc:Ignorable="w14 w15 w16se w16cid w16 w16cex w16sdtdh wp14">
+<w:footnotes xmlns:wpc="http://schemas.microsoft.com/office/word/2010/wordprocessingCanvas" xmlns:cx="http://schemas.microsoft.com/office/drawing/2014/chartex" xmlns:cx1="http://schemas.microsoft.com/office/drawing/2015/9/8/chartex" xmlns:cx2="http://schemas.microsoft.com/office/drawing/2015/10/21/chartex" xmlns:cx3="http://schemas.microsoft.com/office/drawing/2016/5/9/chartex" xmlns:cx4="http://schemas.microsoft.com/office/drawing/2016/5/10/chartex" xmlns:cx5="http://schemas.microsoft.com/office/drawing/2016/5/11/chartex" xmlns:cx6="http://schemas.microsoft.com/office/drawing/2016/5/12/chartex" xmlns:cx7="http://schemas.microsoft.com/office/drawing/2016/5/13/chartex" xmlns:cx8="http://schemas.microsoft.com/office/drawing/2016/5/14/chartex" xmlns:mc="http://schemas.openxmlformats.org/markup-compatibility/2006" xmlns:aink="http://schemas.microsoft.com/office/drawing/2016/ink" xmlns:am3d="http://schemas.microsoft.com/office/drawing/2017/model3d" xmlns:o="urn:schemas-microsoft-com:office:office" xmlns:oel="http://schemas.microsoft.com/office/2019/extlst" xmlns:r="http://schemas.openxmlformats.org/officeDocument/2006/relationships" xmlns:m="http://schemas.openxmlformats.org/officeDocument/2006/math" xmlns:v="urn:schemas-microsoft-com:vml" xmlns:wp14="http://schemas.microsoft.com/office/word/2010/wordprocessingDrawing" xmlns:wp="http://schemas.openxmlformats.org/drawingml/2006/wordprocessingDrawing" xmlns:w10="urn:schemas-microsoft-com:office:word" xmlns:w="http://schemas.openxmlformats.org/wordprocessingml/2006/main" xmlns:w14="http://schemas.microsoft.com/office/word/2010/wordml" xmlns:w15="http://schemas.microsoft.com/office/word/2012/wordml" xmlns:w16cex="http://schemas.microsoft.com/office/word/2018/wordml/cex" xmlns:w16cid="http://schemas.microsoft.com/office/word/2016/wordml/cid" xmlns:w16="http://schemas.microsoft.com/office/word/2018/wordml" xmlns:w16du="http://schemas.microsoft.com/office/word/2023/wordml/word16du" xmlns:w16sdtdh="http://schemas.microsoft.com/office/word/2020/wordml/sdtdatahash" xmlns:w16se="http://schemas.microsoft.com/office/word/2015/wordml/symex" xmlns:wpg="http://schemas.microsoft.com/office/word/2010/wordprocessingGroup" xmlns:wpi="http://schemas.microsoft.com/office/word/2010/wordprocessingInk" xmlns:wne="http://schemas.microsoft.com/office/word/2006/wordml" xmlns:wps="http://schemas.microsoft.com/office/word/2010/wordprocessingShape" mc:Ignorable="w14 w15 w16se w16cid w16 w16cex w16sdtdh wp14">
   <w:footnote w:type="separator" w:id="-1">
     <w:p>
       <w:r>
@@ -1250,57 +1288,57 @@
 </file>
 
 <file path=word/header1.xml><?xml version="1.0" encoding="utf-8"?>
-<w:hdr xmlns:wpc="http://schemas.microsoft.com/office/word/2010/wordprocessingCanvas" xmlns:cx="http://schemas.microsoft.com/office/drawing/2014/chartex" xmlns:cx1="http://schemas.microsoft.com/office/drawing/2015/9/8/chartex" xmlns:cx2="http://schemas.microsoft.com/office/drawing/2015/10/21/chartex" xmlns:cx3="http://schemas.microsoft.com/office/drawing/2016/5/9/chartex" xmlns:cx4="http://schemas.microsoft.com/office/drawing/2016/5/10/chartex" xmlns:cx5="http://schemas.microsoft.com/office/drawing/2016/5/11/chartex" xmlns:cx6="http://schemas.microsoft.com/office/drawing/2016/5/12/chartex" xmlns:cx7="http://schemas.microsoft.com/office/drawing/2016/5/13/chartex" xmlns:cx8="http://schemas.microsoft.com/office/drawing/2016/5/14/chartex" xmlns:mc="http://schemas.openxmlformats.org/markup-compatibility/2006" xmlns:aink="http://schemas.microsoft.com/office/drawing/2016/ink" xmlns:am3d="http://schemas.microsoft.com/office/drawing/2017/model3d" xmlns:o="urn:schemas-microsoft-com:office:office" xmlns:oel="http://schemas.microsoft.com/office/2019/extlst" xmlns:r="http://schemas.openxmlformats.org/officeDocument/2006/relationships" xmlns:m="http://schemas.openxmlformats.org/officeDocument/2006/math" xmlns:v="urn:schemas-microsoft-com:vml" xmlns:wp14="http://schemas.microsoft.com/office/word/2010/wordprocessingDrawing" xmlns:wp="http://schemas.openxmlformats.org/drawingml/2006/wordprocessingDrawing" xmlns:w10="urn:schemas-microsoft-com:office:word" xmlns:w="http://schemas.openxmlformats.org/wordprocessingml/2006/main" xmlns:w14="http://schemas.microsoft.com/office/word/2010/wordml" xmlns:w15="http://schemas.microsoft.com/office/word/2012/wordml" xmlns:w16cex="http://schemas.microsoft.com/office/word/2018/wordml/cex" xmlns:w16cid="http://schemas.microsoft.com/office/word/2016/wordml/cid" xmlns:w16="http://schemas.microsoft.com/office/word/2018/wordml" xmlns:w16sdtdh="http://schemas.microsoft.com/office/word/2020/wordml/sdtdatahash" xmlns:w16se="http://schemas.microsoft.com/office/word/2015/wordml/symex" xmlns:wpg="http://schemas.microsoft.com/office/word/2010/wordprocessingGroup" xmlns:wpi="http://schemas.microsoft.com/office/word/2010/wordprocessingInk" xmlns:wne="http://schemas.microsoft.com/office/word/2006/wordml" xmlns:wps="http://schemas.microsoft.com/office/word/2010/wordprocessingShape" mc:Ignorable="w14 w15 w16se w16cid w16 w16cex w16sdtdh wp14">
+<w:hdr xmlns:wpc="http://schemas.microsoft.com/office/word/2010/wordprocessingCanvas" xmlns:cx="http://schemas.microsoft.com/office/drawing/2014/chartex" xmlns:cx1="http://schemas.microsoft.com/office/drawing/2015/9/8/chartex" xmlns:cx2="http://schemas.microsoft.com/office/drawing/2015/10/21/chartex" xmlns:cx3="http://schemas.microsoft.com/office/drawing/2016/5/9/chartex" xmlns:cx4="http://schemas.microsoft.com/office/drawing/2016/5/10/chartex" xmlns:cx5="http://schemas.microsoft.com/office/drawing/2016/5/11/chartex" xmlns:cx6="http://schemas.microsoft.com/office/drawing/2016/5/12/chartex" xmlns:cx7="http://schemas.microsoft.com/office/drawing/2016/5/13/chartex" xmlns:cx8="http://schemas.microsoft.com/office/drawing/2016/5/14/chartex" xmlns:mc="http://schemas.openxmlformats.org/markup-compatibility/2006" xmlns:aink="http://schemas.microsoft.com/office/drawing/2016/ink" xmlns:am3d="http://schemas.microsoft.com/office/drawing/2017/model3d" xmlns:o="urn:schemas-microsoft-com:office:office" xmlns:oel="http://schemas.microsoft.com/office/2019/extlst" xmlns:r="http://schemas.openxmlformats.org/officeDocument/2006/relationships" xmlns:m="http://schemas.openxmlformats.org/officeDocument/2006/math" xmlns:v="urn:schemas-microsoft-com:vml" xmlns:wp14="http://schemas.microsoft.com/office/word/2010/wordprocessingDrawing" xmlns:wp="http://schemas.openxmlformats.org/drawingml/2006/wordprocessingDrawing" xmlns:w10="urn:schemas-microsoft-com:office:word" xmlns:w="http://schemas.openxmlformats.org/wordprocessingml/2006/main" xmlns:w14="http://schemas.microsoft.com/office/word/2010/wordml" xmlns:w15="http://schemas.microsoft.com/office/word/2012/wordml" xmlns:w16cex="http://schemas.microsoft.com/office/word/2018/wordml/cex" xmlns:w16cid="http://schemas.microsoft.com/office/word/2016/wordml/cid" xmlns:w16="http://schemas.microsoft.com/office/word/2018/wordml" xmlns:w16du="http://schemas.microsoft.com/office/word/2023/wordml/word16du" xmlns:w16sdtdh="http://schemas.microsoft.com/office/word/2020/wordml/sdtdatahash" xmlns:w16se="http://schemas.microsoft.com/office/word/2015/wordml/symex" xmlns:wpg="http://schemas.microsoft.com/office/word/2010/wordprocessingGroup" xmlns:wpi="http://schemas.microsoft.com/office/word/2010/wordprocessingInk" xmlns:wne="http://schemas.microsoft.com/office/word/2006/wordml" xmlns:wps="http://schemas.microsoft.com/office/word/2010/wordprocessingShape" mc:Ignorable="w14 w15 w16se w16cid w16 w16cex w16sdtdh wp14">
   <w:p>
     <w:pPr>
-      <w:pStyle w:val="Cabealho"/>
+      <w:pStyle w:val="Header"/>
       <w:framePr w:wrap="around" w:vAnchor="text" w:hAnchor="margin" w:xAlign="center" w:y="1"/>
       <w:rPr>
-        <w:rStyle w:val="Nmerodepgina"/>
+        <w:rStyle w:val="PageNumber"/>
       </w:rPr>
     </w:pPr>
     <w:r>
       <w:rPr>
-        <w:rStyle w:val="Nmerodepgina"/>
+        <w:rStyle w:val="PageNumber"/>
       </w:rPr>
       <w:fldChar w:fldCharType="begin"/>
     </w:r>
     <w:r>
       <w:rPr>
-        <w:rStyle w:val="Nmerodepgina"/>
+        <w:rStyle w:val="PageNumber"/>
       </w:rPr>
       <w:instrText xml:space="preserve">PAGE  </w:instrText>
     </w:r>
     <w:r>
       <w:rPr>
-        <w:rStyle w:val="Nmerodepgina"/>
+        <w:rStyle w:val="PageNumber"/>
       </w:rPr>
       <w:fldChar w:fldCharType="separate"/>
     </w:r>
     <w:r>
       <w:rPr>
-        <w:rStyle w:val="Nmerodepgina"/>
+        <w:rStyle w:val="PageNumber"/>
         <w:noProof/>
       </w:rPr>
       <w:t>1</w:t>
     </w:r>
     <w:r>
       <w:rPr>
-        <w:rStyle w:val="Nmerodepgina"/>
+        <w:rStyle w:val="PageNumber"/>
       </w:rPr>
       <w:fldChar w:fldCharType="end"/>
     </w:r>
   </w:p>
   <w:p>
     <w:pPr>
-      <w:pStyle w:val="Cabealho"/>
+      <w:pStyle w:val="Header"/>
     </w:pPr>
   </w:p>
 </w:hdr>
 </file>
 
 <file path=word/header2.xml><?xml version="1.0" encoding="utf-8"?>
-<w:hdr xmlns:wpc="http://schemas.microsoft.com/office/word/2010/wordprocessingCanvas" xmlns:cx="http://schemas.microsoft.com/office/drawing/2014/chartex" xmlns:cx1="http://schemas.microsoft.com/office/drawing/2015/9/8/chartex" xmlns:cx2="http://schemas.microsoft.com/office/drawing/2015/10/21/chartex" xmlns:cx3="http://schemas.microsoft.com/office/drawing/2016/5/9/chartex" xmlns:cx4="http://schemas.microsoft.com/office/drawing/2016/5/10/chartex" xmlns:cx5="http://schemas.microsoft.com/office/drawing/2016/5/11/chartex" xmlns:cx6="http://schemas.microsoft.com/office/drawing/2016/5/12/chartex" xmlns:cx7="http://schemas.microsoft.com/office/drawing/2016/5/13/chartex" xmlns:cx8="http://schemas.microsoft.com/office/drawing/2016/5/14/chartex" xmlns:mc="http://schemas.openxmlformats.org/markup-compatibility/2006" xmlns:aink="http://schemas.microsoft.com/office/drawing/2016/ink" xmlns:am3d="http://schemas.microsoft.com/office/drawing/2017/model3d" xmlns:o="urn:schemas-microsoft-com:office:office" xmlns:oel="http://schemas.microsoft.com/office/2019/extlst" xmlns:r="http://schemas.openxmlformats.org/officeDocument/2006/relationships" xmlns:m="http://schemas.openxmlformats.org/officeDocument/2006/math" xmlns:v="urn:schemas-microsoft-com:vml" xmlns:wp14="http://schemas.microsoft.com/office/word/2010/wordprocessingDrawing" xmlns:wp="http://schemas.openxmlformats.org/drawingml/2006/wordprocessingDrawing" xmlns:w10="urn:schemas-microsoft-com:office:word" xmlns:w="http://schemas.openxmlformats.org/wordprocessingml/2006/main" xmlns:w14="http://schemas.microsoft.com/office/word/2010/wordml" xmlns:w15="http://schemas.microsoft.com/office/word/2012/wordml" xmlns:w16cex="http://schemas.microsoft.com/office/word/2018/wordml/cex" xmlns:w16cid="http://schemas.microsoft.com/office/word/2016/wordml/cid" xmlns:w16="http://schemas.microsoft.com/office/word/2018/wordml" xmlns:w16sdtdh="http://schemas.microsoft.com/office/word/2020/wordml/sdtdatahash" xmlns:w16se="http://schemas.microsoft.com/office/word/2015/wordml/symex" xmlns:wpg="http://schemas.microsoft.com/office/word/2010/wordprocessingGroup" xmlns:wpi="http://schemas.microsoft.com/office/word/2010/wordprocessingInk" xmlns:wne="http://schemas.microsoft.com/office/word/2006/wordml" xmlns:wps="http://schemas.microsoft.com/office/word/2010/wordprocessingShape" mc:Ignorable="w14 w15 w16se w16cid w16 w16cex w16sdtdh wp14">
+<w:hdr xmlns:wpc="http://schemas.microsoft.com/office/word/2010/wordprocessingCanvas" xmlns:cx="http://schemas.microsoft.com/office/drawing/2014/chartex" xmlns:cx1="http://schemas.microsoft.com/office/drawing/2015/9/8/chartex" xmlns:cx2="http://schemas.microsoft.com/office/drawing/2015/10/21/chartex" xmlns:cx3="http://schemas.microsoft.com/office/drawing/2016/5/9/chartex" xmlns:cx4="http://schemas.microsoft.com/office/drawing/2016/5/10/chartex" xmlns:cx5="http://schemas.microsoft.com/office/drawing/2016/5/11/chartex" xmlns:cx6="http://schemas.microsoft.com/office/drawing/2016/5/12/chartex" xmlns:cx7="http://schemas.microsoft.com/office/drawing/2016/5/13/chartex" xmlns:cx8="http://schemas.microsoft.com/office/drawing/2016/5/14/chartex" xmlns:mc="http://schemas.openxmlformats.org/markup-compatibility/2006" xmlns:aink="http://schemas.microsoft.com/office/drawing/2016/ink" xmlns:am3d="http://schemas.microsoft.com/office/drawing/2017/model3d" xmlns:o="urn:schemas-microsoft-com:office:office" xmlns:oel="http://schemas.microsoft.com/office/2019/extlst" xmlns:r="http://schemas.openxmlformats.org/officeDocument/2006/relationships" xmlns:m="http://schemas.openxmlformats.org/officeDocument/2006/math" xmlns:v="urn:schemas-microsoft-com:vml" xmlns:wp14="http://schemas.microsoft.com/office/word/2010/wordprocessingDrawing" xmlns:wp="http://schemas.openxmlformats.org/drawingml/2006/wordprocessingDrawing" xmlns:w10="urn:schemas-microsoft-com:office:word" xmlns:w="http://schemas.openxmlformats.org/wordprocessingml/2006/main" xmlns:w14="http://schemas.microsoft.com/office/word/2010/wordml" xmlns:w15="http://schemas.microsoft.com/office/word/2012/wordml" xmlns:w16cex="http://schemas.microsoft.com/office/word/2018/wordml/cex" xmlns:w16cid="http://schemas.microsoft.com/office/word/2016/wordml/cid" xmlns:w16="http://schemas.microsoft.com/office/word/2018/wordml" xmlns:w16du="http://schemas.microsoft.com/office/word/2023/wordml/word16du" xmlns:w16sdtdh="http://schemas.microsoft.com/office/word/2020/wordml/sdtdatahash" xmlns:w16se="http://schemas.microsoft.com/office/word/2015/wordml/symex" xmlns:wpg="http://schemas.microsoft.com/office/word/2010/wordprocessingGroup" xmlns:wpi="http://schemas.microsoft.com/office/word/2010/wordprocessingInk" xmlns:wne="http://schemas.microsoft.com/office/word/2006/wordml" xmlns:wps="http://schemas.microsoft.com/office/word/2010/wordprocessingShape" mc:Ignorable="w14 w15 w16se w16cid w16 w16cex w16sdtdh wp14">
   <w:p>
     <w:pPr>
       <w:ind w:right="-1"/>
@@ -1331,7 +1369,7 @@
   </w:p>
   <w:p>
     <w:pPr>
-      <w:pStyle w:val="Cabealho"/>
+      <w:pStyle w:val="Header"/>
     </w:pPr>
   </w:p>
   <w:p>
@@ -1550,14 +1588,14 @@
   </w:p>
   <w:p>
     <w:pPr>
-      <w:pStyle w:val="Cabealho"/>
+      <w:pStyle w:val="Header"/>
     </w:pPr>
   </w:p>
 </w:hdr>
 </file>
 
 <file path=word/numbering.xml><?xml version="1.0" encoding="utf-8"?>
-<w:numbering xmlns:wpc="http://schemas.microsoft.com/office/word/2010/wordprocessingCanvas" xmlns:cx="http://schemas.microsoft.com/office/drawing/2014/chartex" xmlns:cx1="http://schemas.microsoft.com/office/drawing/2015/9/8/chartex" xmlns:cx2="http://schemas.microsoft.com/office/drawing/2015/10/21/chartex" xmlns:cx3="http://schemas.microsoft.com/office/drawing/2016/5/9/chartex" xmlns:cx4="http://schemas.microsoft.com/office/drawing/2016/5/10/chartex" xmlns:cx5="http://schemas.microsoft.com/office/drawing/2016/5/11/chartex" xmlns:cx6="http://schemas.microsoft.com/office/drawing/2016/5/12/chartex" xmlns:cx7="http://schemas.microsoft.com/office/drawing/2016/5/13/chartex" xmlns:cx8="http://schemas.microsoft.com/office/drawing/2016/5/14/chartex" xmlns:mc="http://schemas.openxmlformats.org/markup-compatibility/2006" xmlns:aink="http://schemas.microsoft.com/office/drawing/2016/ink" xmlns:am3d="http://schemas.microsoft.com/office/drawing/2017/model3d" xmlns:o="urn:schemas-microsoft-com:office:office" xmlns:oel="http://schemas.microsoft.com/office/2019/extlst" xmlns:r="http://schemas.openxmlformats.org/officeDocument/2006/relationships" xmlns:m="http://schemas.openxmlformats.org/officeDocument/2006/math" xmlns:v="urn:schemas-microsoft-com:vml" xmlns:wp14="http://schemas.microsoft.com/office/word/2010/wordprocessingDrawing" xmlns:wp="http://schemas.openxmlformats.org/drawingml/2006/wordprocessingDrawing" xmlns:w10="urn:schemas-microsoft-com:office:word" xmlns:w="http://schemas.openxmlformats.org/wordprocessingml/2006/main" xmlns:w14="http://schemas.microsoft.com/office/word/2010/wordml" xmlns:w15="http://schemas.microsoft.com/office/word/2012/wordml" xmlns:w16cex="http://schemas.microsoft.com/office/word/2018/wordml/cex" xmlns:w16cid="http://schemas.microsoft.com/office/word/2016/wordml/cid" xmlns:w16="http://schemas.microsoft.com/office/word/2018/wordml" xmlns:w16sdtdh="http://schemas.microsoft.com/office/word/2020/wordml/sdtdatahash" xmlns:w16se="http://schemas.microsoft.com/office/word/2015/wordml/symex" xmlns:wpg="http://schemas.microsoft.com/office/word/2010/wordprocessingGroup" xmlns:wpi="http://schemas.microsoft.com/office/word/2010/wordprocessingInk" xmlns:wne="http://schemas.microsoft.com/office/word/2006/wordml" xmlns:wps="http://schemas.microsoft.com/office/word/2010/wordprocessingShape" mc:Ignorable="w14 w15 w16se w16cid w16 w16cex w16sdtdh wp14">
+<w:numbering xmlns:wpc="http://schemas.microsoft.com/office/word/2010/wordprocessingCanvas" xmlns:cx="http://schemas.microsoft.com/office/drawing/2014/chartex" xmlns:cx1="http://schemas.microsoft.com/office/drawing/2015/9/8/chartex" xmlns:cx2="http://schemas.microsoft.com/office/drawing/2015/10/21/chartex" xmlns:cx3="http://schemas.microsoft.com/office/drawing/2016/5/9/chartex" xmlns:cx4="http://schemas.microsoft.com/office/drawing/2016/5/10/chartex" xmlns:cx5="http://schemas.microsoft.com/office/drawing/2016/5/11/chartex" xmlns:cx6="http://schemas.microsoft.com/office/drawing/2016/5/12/chartex" xmlns:cx7="http://schemas.microsoft.com/office/drawing/2016/5/13/chartex" xmlns:cx8="http://schemas.microsoft.com/office/drawing/2016/5/14/chartex" xmlns:mc="http://schemas.openxmlformats.org/markup-compatibility/2006" xmlns:aink="http://schemas.microsoft.com/office/drawing/2016/ink" xmlns:am3d="http://schemas.microsoft.com/office/drawing/2017/model3d" xmlns:o="urn:schemas-microsoft-com:office:office" xmlns:oel="http://schemas.microsoft.com/office/2019/extlst" xmlns:r="http://schemas.openxmlformats.org/officeDocument/2006/relationships" xmlns:m="http://schemas.openxmlformats.org/officeDocument/2006/math" xmlns:v="urn:schemas-microsoft-com:vml" xmlns:wp14="http://schemas.microsoft.com/office/word/2010/wordprocessingDrawing" xmlns:wp="http://schemas.openxmlformats.org/drawingml/2006/wordprocessingDrawing" xmlns:w10="urn:schemas-microsoft-com:office:word" xmlns:w="http://schemas.openxmlformats.org/wordprocessingml/2006/main" xmlns:w14="http://schemas.microsoft.com/office/word/2010/wordml" xmlns:w15="http://schemas.microsoft.com/office/word/2012/wordml" xmlns:w16cex="http://schemas.microsoft.com/office/word/2018/wordml/cex" xmlns:w16cid="http://schemas.microsoft.com/office/word/2016/wordml/cid" xmlns:w16="http://schemas.microsoft.com/office/word/2018/wordml" xmlns:w16du="http://schemas.microsoft.com/office/word/2023/wordml/word16du" xmlns:w16sdtdh="http://schemas.microsoft.com/office/word/2020/wordml/sdtdatahash" xmlns:w16se="http://schemas.microsoft.com/office/word/2015/wordml/symex" xmlns:wpg="http://schemas.microsoft.com/office/word/2010/wordprocessingGroup" xmlns:wpi="http://schemas.microsoft.com/office/word/2010/wordprocessingInk" xmlns:wne="http://schemas.microsoft.com/office/word/2006/wordml" xmlns:wps="http://schemas.microsoft.com/office/word/2010/wordprocessingShape" mc:Ignorable="w14 w15 w16se w16cid w16 w16cex w16sdtdh wp14">
   <w:abstractNum w:abstractNumId="0" w15:restartNumberingAfterBreak="0">
     <w:nsid w:val="03255F0A"/>
     <w:multiLevelType w:val="hybridMultilevel"/>
@@ -6207,7 +6245,7 @@
       <w:szCs w:val="24"/>
     </w:rPr>
   </w:style>
-  <w:style w:type="paragraph" w:styleId="Ttulo1">
+  <w:style w:type="paragraph" w:styleId="Heading1">
     <w:name w:val="heading 1"/>
     <w:basedOn w:val="Normal"/>
     <w:next w:val="Normal"/>
@@ -6222,11 +6260,11 @@
       <w:sz w:val="36"/>
     </w:rPr>
   </w:style>
-  <w:style w:type="paragraph" w:styleId="Ttulo2">
+  <w:style w:type="paragraph" w:styleId="Heading2">
     <w:name w:val="heading 2"/>
     <w:basedOn w:val="Normal"/>
     <w:next w:val="Normal"/>
-    <w:link w:val="Ttulo2Char"/>
+    <w:link w:val="Heading2Char"/>
     <w:semiHidden/>
     <w:unhideWhenUsed/>
     <w:qFormat/>
@@ -6247,7 +6285,7 @@
       <w:lang w:val="x-none" w:eastAsia="x-none"/>
     </w:rPr>
   </w:style>
-  <w:style w:type="paragraph" w:styleId="Ttulo3">
+  <w:style w:type="paragraph" w:styleId="Heading3">
     <w:name w:val="heading 3"/>
     <w:basedOn w:val="Normal"/>
     <w:next w:val="Normal"/>
@@ -6264,7 +6302,7 @@
       <w:sz w:val="36"/>
     </w:rPr>
   </w:style>
-  <w:style w:type="paragraph" w:styleId="Ttulo4">
+  <w:style w:type="paragraph" w:styleId="Heading4">
     <w:name w:val="heading 4"/>
     <w:basedOn w:val="Normal"/>
     <w:next w:val="Normal"/>
@@ -6276,7 +6314,7 @@
       <w:outlineLvl w:val="3"/>
     </w:pPr>
   </w:style>
-  <w:style w:type="paragraph" w:styleId="Ttulo5">
+  <w:style w:type="paragraph" w:styleId="Heading5">
     <w:name w:val="heading 5"/>
     <w:basedOn w:val="Normal"/>
     <w:next w:val="Normal"/>
@@ -6292,13 +6330,13 @@
       <w:szCs w:val="20"/>
     </w:rPr>
   </w:style>
-  <w:style w:type="character" w:default="1" w:styleId="Fontepargpadro">
+  <w:style w:type="character" w:default="1" w:styleId="DefaultParagraphFont">
     <w:name w:val="Default Paragraph Font"/>
     <w:uiPriority w:val="1"/>
     <w:semiHidden/>
     <w:unhideWhenUsed/>
   </w:style>
-  <w:style w:type="table" w:default="1" w:styleId="Tabelanormal">
+  <w:style w:type="table" w:default="1" w:styleId="TableNormal">
     <w:name w:val="Normal Table"/>
     <w:uiPriority w:val="99"/>
     <w:semiHidden/>
@@ -6313,16 +6351,16 @@
       </w:tblCellMar>
     </w:tblPr>
   </w:style>
-  <w:style w:type="numbering" w:default="1" w:styleId="Semlista">
+  <w:style w:type="numbering" w:default="1" w:styleId="NoList">
     <w:name w:val="No List"/>
     <w:uiPriority w:val="99"/>
     <w:semiHidden/>
     <w:unhideWhenUsed/>
   </w:style>
-  <w:style w:type="paragraph" w:styleId="Cabealho">
+  <w:style w:type="paragraph" w:styleId="Header">
     <w:name w:val="header"/>
     <w:basedOn w:val="Normal"/>
-    <w:link w:val="CabealhoChar"/>
+    <w:link w:val="HeaderChar"/>
     <w:pPr>
       <w:tabs>
         <w:tab w:val="center" w:pos="4252"/>
@@ -6334,10 +6372,10 @@
       <w:szCs w:val="20"/>
     </w:rPr>
   </w:style>
-  <w:style w:type="paragraph" w:styleId="Rodap">
+  <w:style w:type="paragraph" w:styleId="Footer">
     <w:name w:val="footer"/>
     <w:basedOn w:val="Normal"/>
-    <w:link w:val="RodapChar"/>
+    <w:link w:val="FooterChar"/>
     <w:uiPriority w:val="99"/>
     <w:pPr>
       <w:tabs>
@@ -6350,11 +6388,11 @@
       <w:szCs w:val="20"/>
     </w:rPr>
   </w:style>
-  <w:style w:type="character" w:styleId="Nmerodepgina">
+  <w:style w:type="character" w:styleId="PageNumber">
     <w:name w:val="page number"/>
-    <w:basedOn w:val="Fontepargpadro"/>
+    <w:basedOn w:val="DefaultParagraphFont"/>
   </w:style>
-  <w:style w:type="paragraph" w:styleId="Recuodecorpodetexto">
+  <w:style w:type="paragraph" w:styleId="BodyTextIndent">
     <w:name w:val="Body Text Indent"/>
     <w:basedOn w:val="Normal"/>
     <w:pPr>
@@ -6367,7 +6405,7 @@
       <w:sz w:val="25"/>
     </w:rPr>
   </w:style>
-  <w:style w:type="paragraph" w:styleId="Corpodetexto">
+  <w:style w:type="paragraph" w:styleId="BodyText">
     <w:name w:val="Body Text"/>
     <w:basedOn w:val="Normal"/>
     <w:pPr>
@@ -6375,10 +6413,10 @@
       <w:jc w:val="both"/>
     </w:pPr>
   </w:style>
-  <w:style w:type="paragraph" w:styleId="Ttulo">
+  <w:style w:type="paragraph" w:styleId="Title">
     <w:name w:val="Title"/>
     <w:basedOn w:val="Normal"/>
-    <w:link w:val="TtuloChar"/>
+    <w:link w:val="TitleChar"/>
     <w:qFormat/>
     <w:pPr>
       <w:autoSpaceDE w:val="0"/>
@@ -6393,7 +6431,7 @@
       <w:lang w:val="x-none" w:eastAsia="x-none"/>
     </w:rPr>
   </w:style>
-  <w:style w:type="paragraph" w:styleId="Textodebalo">
+  <w:style w:type="paragraph" w:styleId="BalloonText">
     <w:name w:val="Balloon Text"/>
     <w:basedOn w:val="Normal"/>
     <w:semiHidden/>
@@ -6411,9 +6449,9 @@
       <w:u w:val="single"/>
     </w:rPr>
   </w:style>
-  <w:style w:type="table" w:styleId="Tabelacomgrade">
+  <w:style w:type="table" w:styleId="TableGrid">
     <w:name w:val="Table Grid"/>
-    <w:basedOn w:val="Tabelanormal"/>
+    <w:basedOn w:val="TableNormal"/>
     <w:rsid w:val="002E4856"/>
     <w:tblPr>
       <w:tblBorders>
@@ -6426,10 +6464,10 @@
       </w:tblBorders>
     </w:tblPr>
   </w:style>
-  <w:style w:type="paragraph" w:styleId="Corpodetexto3">
+  <w:style w:type="paragraph" w:styleId="BodyText3">
     <w:name w:val="Body Text 3"/>
     <w:basedOn w:val="Normal"/>
-    <w:link w:val="Corpodetexto3Char"/>
+    <w:link w:val="BodyText3Char"/>
     <w:rsid w:val="00A6463C"/>
     <w:pPr>
       <w:spacing w:after="120"/>
@@ -6440,7 +6478,7 @@
       <w:lang w:val="x-none" w:eastAsia="x-none"/>
     </w:rPr>
   </w:style>
-  <w:style w:type="paragraph" w:styleId="PargrafodaLista">
+  <w:style w:type="paragraph" w:styleId="ListParagraph">
     <w:name w:val="List Paragraph"/>
     <w:basedOn w:val="Normal"/>
     <w:uiPriority w:val="34"/>
@@ -6450,35 +6488,35 @@
       <w:ind w:left="708"/>
     </w:pPr>
   </w:style>
-  <w:style w:type="character" w:customStyle="1" w:styleId="RodapChar">
-    <w:name w:val="Rodapé Char"/>
-    <w:basedOn w:val="Fontepargpadro"/>
-    <w:link w:val="Rodap"/>
+  <w:style w:type="character" w:customStyle="1" w:styleId="FooterChar">
+    <w:name w:val="Footer Char"/>
+    <w:basedOn w:val="DefaultParagraphFont"/>
+    <w:link w:val="Footer"/>
     <w:uiPriority w:val="99"/>
     <w:rsid w:val="000821D5"/>
   </w:style>
-  <w:style w:type="character" w:customStyle="1" w:styleId="CabealhoChar">
-    <w:name w:val="Cabeçalho Char"/>
-    <w:basedOn w:val="Fontepargpadro"/>
-    <w:link w:val="Cabealho"/>
+  <w:style w:type="character" w:customStyle="1" w:styleId="HeaderChar">
+    <w:name w:val="Header Char"/>
+    <w:basedOn w:val="DefaultParagraphFont"/>
+    <w:link w:val="Header"/>
     <w:rsid w:val="000821D5"/>
   </w:style>
   <w:style w:type="character" w:customStyle="1" w:styleId="apple-converted-space">
     <w:name w:val="apple-converted-space"/>
     <w:rsid w:val="00F400C7"/>
   </w:style>
-  <w:style w:type="character" w:customStyle="1" w:styleId="Corpodetexto3Char">
-    <w:name w:val="Corpo de texto 3 Char"/>
-    <w:link w:val="Corpodetexto3"/>
+  <w:style w:type="character" w:customStyle="1" w:styleId="BodyText3Char">
+    <w:name w:val="Body Text 3 Char"/>
+    <w:link w:val="BodyText3"/>
     <w:rsid w:val="00A80124"/>
     <w:rPr>
       <w:sz w:val="16"/>
       <w:szCs w:val="16"/>
     </w:rPr>
   </w:style>
-  <w:style w:type="character" w:customStyle="1" w:styleId="Ttulo2Char">
-    <w:name w:val="Título 2 Char"/>
-    <w:link w:val="Ttulo2"/>
+  <w:style w:type="character" w:customStyle="1" w:styleId="Heading2Char">
+    <w:name w:val="Heading 2 Char"/>
+    <w:link w:val="Heading2"/>
     <w:semiHidden/>
     <w:rsid w:val="00876386"/>
     <w:rPr>
@@ -6491,9 +6529,9 @@
       <w:szCs w:val="28"/>
     </w:rPr>
   </w:style>
-  <w:style w:type="character" w:customStyle="1" w:styleId="TtuloChar">
-    <w:name w:val="Título Char"/>
-    <w:link w:val="Ttulo"/>
+  <w:style w:type="character" w:customStyle="1" w:styleId="TitleChar">
+    <w:name w:val="Title Char"/>
+    <w:link w:val="Title"/>
     <w:rsid w:val="00AF341C"/>
     <w:rPr>
       <w:b/>
@@ -6502,7 +6540,7 @@
       <w:szCs w:val="4"/>
     </w:rPr>
   </w:style>
-  <w:style w:type="character" w:styleId="nfase">
+  <w:style w:type="character" w:styleId="Emphasis">
     <w:name w:val="Emphasis"/>
     <w:uiPriority w:val="20"/>
     <w:qFormat/>
